--- a/docs/RigControl_UserGuide.docx
+++ b/docs/RigControl_UserGuide.docx
@@ -93,7 +93,7 @@
           <w:sz w:val="18"/>
           <w:szCs w:val="18"/>
         </w:rPr>
-        <w:t xml:space="preserve">Guide version 1.0  ·  Covers app version 1.68</w:t>
+        <w:t xml:space="preserve">Guide version 1.2  ·  Covers app version 1.73</w:t>
       </w:r>
     </w:p>
     <w:p>
@@ -461,7 +461,7 @@
         <w:spacing w:after="100"/>
       </w:pPr>
       <w:r>
-        <w:t xml:space="preserve">On the Settings tab in 9GRadio, tap Rig Control.</w:t>
+        <w:t xml:space="preserve">On the Settings tab in 9GRadio, tap Device Info, then tap Rig Control.</w:t>
       </w:r>
     </w:p>
     <w:p>
@@ -613,7 +613,7 @@
         <w:spacing w:after="160"/>
       </w:pPr>
       <w:r>
-        <w:t xml:space="preserve">In every case, the settings are the same three pieces of information: the device's IP address, the port (default 4532), and a rig type of “GQRX” — that's the option confirmed to work with 9GRadio (other Hamlib-style entries such as “NET rigctl / rigctld” or backend #2 may appear in some clients but have not been verified).</w:t>
+        <w:t xml:space="preserve">In every case, the settings are the same three pieces of information: the device's IP address, the port (default 4532), and a rig type of “Hamlib NET rigctl” — Hamlib's standard network rig-control backend (model 2, sometimes listed as “NET rigctl / rigctld”), and the option confirmed to work with 9GRadio.</w:t>
       </w:r>
     </w:p>
     <w:p>
@@ -648,7 +648,7 @@
         <w:spacing w:after="80"/>
       </w:pPr>
       <w:r>
-        <w:t xml:space="preserve">Rig: GQRX.</w:t>
+        <w:t xml:space="preserve">Rig: Hamlib NET rigctl.</w:t>
       </w:r>
     </w:p>
     <w:p>
@@ -722,7 +722,7 @@
         <w:spacing w:after="80"/>
       </w:pPr>
       <w:r>
-        <w:t xml:space="preserve">Rig: GQRX.</w:t>
+        <w:t xml:space="preserve">Rig: Hamlib NET rigctl.</w:t>
       </w:r>
     </w:p>
     <w:p>
